--- a/eng/docx/50.content.docx
+++ b/eng/docx/50.content.docx
@@ -500,7 +500,7 @@
         <w:rPr>
           <w:lang w:val="en_US" w:bidi="en_US"/>
         </w:rPr>
-        <w:t xml:space="preserve">). There were no professional pastors or priests like there are today (compare </w:t>
+        <w:t xml:space="preserve">). There were no pastors or priests who did this work as their regular paid job, as some do today (compare </w:t>
       </w:r>
       <w:r>
         <w:rPr>
@@ -976,7 +976,7 @@
           <w:i/>
           <w:lang w:val="en_US" w:bidi="en_US"/>
         </w:rPr>
-        <w:t>It is right for me to feel this way about all of you, since I have you in my heart</w:t>
+        <w:t>you are all partners in grace with me</w:t>
       </w:r>
       <w:r>
         <w:rPr>
@@ -1352,7 +1352,7 @@
         <w:rPr>
           <w:lang w:val="en_US" w:bidi="en_US"/>
         </w:rPr>
-        <w:t xml:space="preserve"> This refers to Paul's imprisonment in Rome.</w:t>
+        <w:t xml:space="preserve"> This refers to Paul's imprisonment.</w:t>
       </w:r>
     </w:p>
     <w:p>
@@ -1592,20 +1592,20 @@
         <w:rPr>
           <w:lang w:val="en_US" w:bidi="en_US"/>
         </w:rPr>
-        <w:t xml:space="preserve">Because of Paul's courage and boldness, the believers (literally </w:t>
+        <w:t xml:space="preserve">Paul’s courage while in prison helped most of the </w:t>
       </w:r>
       <w:r>
         <w:rPr>
           <w:i/>
           <w:lang w:val="en_US" w:bidi="en_US"/>
         </w:rPr>
-        <w:t>the brothers in the Lord;</w:t>
-      </w:r>
-      <w:r>
-        <w:rPr>
-          <w:lang w:val="en_US" w:bidi="en_US"/>
-        </w:rPr>
-        <w:t xml:space="preserve"> see </w:t>
+        <w:t>brothers</w:t>
+      </w:r>
+      <w:r>
+        <w:rPr>
+          <w:lang w:val="en_US" w:bidi="en_US"/>
+        </w:rPr>
+        <w:t xml:space="preserve"> (fellow believers; see </w:t>
       </w:r>
       <w:r>
         <w:rPr>
@@ -1617,7 +1617,7 @@
         <w:rPr>
           <w:lang w:val="en_US" w:bidi="en_US"/>
         </w:rPr>
-        <w:t>) became more daring and less fearful in sharing God's message. Paul's boldness spread to others.</w:t>
+        <w:t>) trust in the Lord. They became more courageous and spoke God’s message without fear.</w:t>
       </w:r>
       <w:r>
         <w:rPr>
@@ -2348,11 +2348,7 @@
       </w:r>
     </w:p>
     <w:p>
-      <w:pPr>
-        <w:pStyle w:val="ListBullet"/>
-        <w:spacing w:line="240" w:lineRule="auto"/>
-        <w:ind w:left="720"/>
-      </w:pPr>
+      <w:pPr/>
       <w:r>
         <w:rPr>
           <w:lang w:val="en_US" w:bidi="en_US"/>
@@ -2375,7 +2371,7 @@
         <w:rPr>
           <w:lang w:val="en_US" w:bidi="en_US"/>
         </w:rPr>
-        <w:t xml:space="preserve"> As translated, the persecutors would feel convicted by the example of the Philippians. The same Greek phrase could also mean </w:t>
+        <w:t xml:space="preserve"> The Philippians’ courage is a sign that their opponents will be destroyed and that the Philippians themselves will be saved. The same Greek phrase could also mean </w:t>
       </w:r>
       <w:r>
         <w:rPr>
@@ -2388,7 +2384,7 @@
         <w:rPr>
           <w:lang w:val="en_US" w:bidi="en_US"/>
         </w:rPr>
-        <w:t xml:space="preserve"> By that interpretation, the persecutors would stay blind to the truth (compare </w:t>
+        <w:t xml:space="preserve"> According to that interpretation, those who persecute the believers would still not recognize the truth (compare </w:t>
       </w:r>
       <w:r>
         <w:rPr>
